--- a/交付成果/第三轮修订版/第三轮4周版/读书会17_菩萨道思想（一）_4周资料包（第三版修订）/Word版/第1周_菩萨道出处与十巴拉密总说_学员版.docx
+++ b/交付成果/第三轮修订版/第三轮4周版/读书会17_菩萨道思想（一）_4周资料包（第三版修订）/Word版/第1周_菩萨道出处与十巴拉密总说_学员版.docx
@@ -644,7 +644,7 @@
         <w:rPr>
           <w:b w:val="0"/>
         </w:rPr>
-        <w:t xml:space="preserve"> 巴利三藏中蕴含丰富的菩萨道思想，相关经典如《佛种姓经》《行藏》等记载了佛陀在鹿野苑初转法轮并逐步建立千二百五十人常随僧团的过程，以及菩萨依波罗蜜修行的系统理论。根据经典，菩萨分为慧真善行、信真善行、精进真善行三类，分别需不同阿僧祇劫加十万大劫圆满波罗蜜方能成佛，强调修菩萨道须长期以智慧、信或精进为主导，广修十种波罗蜜并行忍辱与悲心，否定即身成佛等速成说。</w:t>
+        <w:t xml:space="preserve"> 巴利三藏中蕴含丰富的菩萨道思想，相关经典如《佛种姓经》《行藏》等记载了佛陀在鹿野苑初转法轮并逐步建立千二百五十人常随僧团的过程，以及菩萨依波罗蜜修行的系统理论。根据经典，菩萨分为慧增上行、信增上行、精进增上行三类，分别需不同阿僧祇劫加十万大劫圆满波罗蜜方能成佛，强调修菩萨道须长期以智慧、信或精进为主导，广修十种波罗蜜并行忍辱与悲心，否定即身成佛等速成说。</w:t>
       </w:r>
     </w:p>
     <w:p>
@@ -686,7 +686,7 @@
         <w:rPr>
           <w:b w:val="0"/>
         </w:rPr>
-        <w:t xml:space="preserve"> 嗯。我们在巴里三战里面呢啊。这个像佛种圣经啊，种性经啊啊，所谓行藏啊，本圣经啊啊，佛陀史啊，本行啊啊，这些都是关于啊佛道思想的主要的经典。那。我这道思想在。释迦牟尼佛的这个。呃，这个画画画区哈，或者说行化的时间里面呢，它是怎么被啊旗帜鲜明的提出来呢？</w:t>
+        <w:t xml:space="preserve"> 嗯。我们在巴利三藏里面呢啊。这个像佛种姓经啊，种姓经啊啊，所谓行藏啊，本生经啊啊，佛陀史啊，本行啊啊，这些都是关于啊佛道思想的主要的经典。那。我这道思想在。释迦牟尼佛的这个。呃，这个行化区哈，或者说行化的时间里面呢，它是怎么被啊旗帜鲜明的提出来呢？</w:t>
       </w:r>
     </w:p>
     <w:p>
@@ -806,13 +806,13 @@
         <w:rPr>
           <w:b/>
         </w:rPr>
-        <w:t>[00:26:00.880]</w:t>
-      </w:r>
-      <w:r>
-        <w:rPr>
-          <w:b w:val="0"/>
-        </w:rPr>
-        <w:t xml:space="preserve"> 那首先呢，我们要非常的庆幸啊。出生在这个佛陀啊，这个出世啊，以及佛法还在世间的时代，是非常难得的。啊，也就是说身在佛陀出世的时代是难得稀有的啊。</w:t>
+        <w:t>[00:20:56.980]</w:t>
+      </w:r>
+      <w:r>
+        <w:rPr>
+          <w:b w:val="0"/>
+        </w:rPr>
+        <w:t xml:space="preserve"> 然后展示双神变以后呢，佛陀就变现出一条东西，延伸超过一万个轮回世界的辉煌宝饰经行道……那么在佛种姓经的这个注释里面讲到佛陀在空中啊，这个变出这个一万个轮回世界啊，这个一切宝自制的这个进行道呢啊，这个是为了开示让他们的族人呢啊，以及当时来听法的天神啊啊，都能够心开意解的经典。</w:t>
       </w:r>
     </w:p>
     <w:p>
@@ -827,13 +827,13 @@
         <w:rPr>
           <w:b/>
         </w:rPr>
-        <w:t>[00:20:56.980]</w:t>
-      </w:r>
-      <w:r>
-        <w:rPr>
-          <w:b w:val="0"/>
-        </w:rPr>
-        <w:t xml:space="preserve"> 然后展示双神变以后呢，佛陀就变现出一条东西，延伸超过一万个轮回世界的辉煌宝志进行道……那么在佛种圣种姓经的这个注释里面讲到佛陀在空中啊，这个变出这个一万个荣威世界啊，这个一切宝自制的这个进行道呢啊，这个是为了开示让他们的族人呢啊，以及当时来听法的天神啊啊，都能够心开意解的经典。</w:t>
+        <w:t>[00:21:55.640]</w:t>
+      </w:r>
+      <w:r>
+        <w:rPr>
+          <w:b w:val="0"/>
+        </w:rPr>
+        <w:t xml:space="preserve"> 他心里面就想说，我现在应该前往佛陀那里，请佛陀完整的讲述菩萨们的生平故事和他们所圆满的波罗蜜。</w:t>
       </w:r>
     </w:p>
     <w:p>
@@ -848,13 +848,13 @@
         <w:rPr>
           <w:b/>
         </w:rPr>
-        <w:t>[00:21:55.640]</w:t>
-      </w:r>
-      <w:r>
-        <w:rPr>
-          <w:b w:val="0"/>
-        </w:rPr>
-        <w:t xml:space="preserve"> 他心里面就想说，我现在应该前往佛陀那里，请佛陀完整的讲述菩萨们的生平故事和他们所圆满的波罗蜜。</w:t>
+        <w:t>[00:22:08.630]</w:t>
+      </w:r>
+      <w:r>
+        <w:rPr>
+          <w:b w:val="0"/>
+        </w:rPr>
+        <w:t xml:space="preserve"> 他就立刻召集啊，跟他一起共住的五百位阿罗汉，并跟他们说说，来吧，我们立即前往导师那里，请佛陀讲述过去诸佛的故事……在刹那间呢，这个舍利弗尊者和他的五百位弟子呢，就来到了佛陀面前。</w:t>
       </w:r>
     </w:p>
     <w:p>
@@ -869,13 +869,13 @@
         <w:rPr>
           <w:b/>
         </w:rPr>
-        <w:t>[00:22:08.630]</w:t>
-      </w:r>
-      <w:r>
-        <w:rPr>
-          <w:b w:val="0"/>
-        </w:rPr>
-        <w:t xml:space="preserve"> 他就立刻召集啊，跟他一起共住的五百位阿罗汉，并跟他们说说，来吧，我们立即前往导师那里，请佛陀讲述过去诸佛的故事……在刹那间呢，这个舍利弗尊者和他的五百位弟子呢，就来到了佛陀面前。</w:t>
+        <w:t>[00:23:43.960]</w:t>
+      </w:r>
+      <w:r>
+        <w:rPr>
+          <w:b w:val="0"/>
+        </w:rPr>
+        <w:t xml:space="preserve"> 啊，如此听闻以后呢，如果依此经的开示来行道，将能够去除傲慢，根除忧愁，解脱生死轮回，止息一切痛苦啊……所以在佛种姓经呢，相当于有一千零七十个偈颂啊。</w:t>
       </w:r>
     </w:p>
     <w:p>
@@ -890,13 +890,13 @@
         <w:rPr>
           <w:b/>
         </w:rPr>
-        <w:t>[00:23:43.960]</w:t>
-      </w:r>
-      <w:r>
-        <w:rPr>
-          <w:b w:val="0"/>
-        </w:rPr>
-        <w:t xml:space="preserve"> 啊，如此听闻以后呢，如果依此经的开示来行道，将能够去除傲慢，根除忧愁，解脱生死轮回，止息一切痛苦啊……所以在佛懂圣经呢，相当于有一千零七十个偈颂啊。</w:t>
+        <w:t>[00:24:28.300]</w:t>
+      </w:r>
+      <w:r>
+        <w:rPr>
+          <w:b w:val="0"/>
+        </w:rPr>
+        <w:t xml:space="preserve"> 那这个佛种姓经呢，也就是佛陀成佛以后第一次讲述啊，他这个菩萨啊，他在行菩萨道的时候是如何去修行，如何去圆满他的波罗蜜。</w:t>
       </w:r>
     </w:p>
     <w:p>
@@ -911,13 +911,13 @@
         <w:rPr>
           <w:b/>
         </w:rPr>
-        <w:t>[00:24:28.300]</w:t>
-      </w:r>
-      <w:r>
-        <w:rPr>
-          <w:b w:val="0"/>
-        </w:rPr>
-        <w:t xml:space="preserve"> 那这个佛种性经呢，也就是佛陀成佛以后第一次讲述啊，他这个菩萨啊，他在行菩萨道的时候是如何去修行，如何去圆满他的波罗蜜。</w:t>
+        <w:t>[00:24:46.560]</w:t>
+      </w:r>
+      <w:r>
+        <w:rPr>
+          <w:b w:val="0"/>
+        </w:rPr>
+        <w:t xml:space="preserve"> 那佛种姓经呢，是收集在啊，第一次、第二次、第三次的盛典结局的经藏里面的小啊……那么这个就是讲就是在巴利三藏里面啊这个。这个佛陀的菩萨道思想，他最初开始的出处啊，后面佛陀又次第的讲了左行藏。啊，佛陀史本行还有本生经啊，这些都是很大量的经典啊。</w:t>
       </w:r>
     </w:p>
     <w:p>
@@ -932,13 +932,13 @@
         <w:rPr>
           <w:b/>
         </w:rPr>
-        <w:t>[00:24:46.560]</w:t>
-      </w:r>
-      <w:r>
-        <w:rPr>
-          <w:b w:val="0"/>
-        </w:rPr>
-        <w:t xml:space="preserve"> 那佛种圣经呢，是收集在啊，第一次、第二次、第三次的盛典结局的经藏里面的小啊……那么这个就是讲就是在巴黎商战里面啊这个。这个佛陀的菩萨道思想，他最初开始的出处啊，后面佛陀又次第的讲了左行藏。啊，佛陀史本行还有本真经啊，这些都是很大量的经典啊。</w:t>
+        <w:t>[00:26:00.880]</w:t>
+      </w:r>
+      <w:r>
+        <w:rPr>
+          <w:b w:val="0"/>
+        </w:rPr>
+        <w:t xml:space="preserve"> 那首先呢，我们要非常的庆幸啊。出生在这个佛陀啊，这个出世啊，以及佛法还在世间的时代，是非常难得的。啊，也就是说身在佛陀出世的时代是难得稀有的啊。</w:t>
       </w:r>
     </w:p>
     <w:p>
@@ -980,7 +980,7 @@
         <w:rPr>
           <w:b w:val="0"/>
         </w:rPr>
-        <w:t xml:space="preserve"> 那么菩萨呢？他要在没有被受集之前呢，他要为一切资粮来修习，无间断的修习，长时修息，恭敬休息啊。那么一切资粮修习呢，是指全面完整的修学修习一系列的波罗蜜啊。比如说巴黎三藏里讲十种波罗蜜。</w:t>
+        <w:t xml:space="preserve"> 那么菩萨呢？他要在没有被受集之前呢，他要为一切资粮来修习，无间断的修习，长时修息，恭敬休息啊。那么一切资粮修习呢，是指全面完整的修学修习一系列的波罗蜜啊。比如说巴利三藏里讲十种波罗蜜。</w:t>
       </w:r>
     </w:p>
     <w:p>
@@ -1091,14 +1091,6 @@
       </w:r>
     </w:p>
     <w:p>
-      <w:r>
-        <w:rPr>
-          <w:b/>
-        </w:rPr>
-        <w:t>（一）三种菩提（正等正觉 / 辟支 / 声闻）</w:t>
-      </w:r>
-    </w:p>
-    <w:p>
       <w:pPr>
         <w:ind w:left="170"/>
         <w:pBdr>
@@ -1110,7 +1102,51 @@
         <w:rPr>
           <w:b w:val="0"/>
         </w:rPr>
-        <w:t>[00:01:15.320] 啊，我们讲到有三种菩提，也就是有三种觉悟。政治觉的觉悟，披斯佛的觉悟和声闻的觉悟啊。</w:t>
+        <w:t xml:space="preserve">※ </w:t>
+      </w:r>
+      <w:r>
+        <w:rPr>
+          <w:b/>
+        </w:rPr>
+        <w:t>段序提示（据回源核对表）</w:t>
+      </w:r>
+      <w:r>
+        <w:rPr>
+          <w:b w:val="0"/>
+        </w:rPr>
+        <w:t>：本材料正文按</w:t>
+      </w:r>
+      <w:r>
+        <w:rPr>
+          <w:b/>
+        </w:rPr>
+        <w:t>主题重排</w:t>
+      </w:r>
+      <w:r>
+        <w:rPr>
+          <w:b w:val="0"/>
+        </w:rPr>
+        <w:t>（三种菩提 → 三种菩萨 → 成佛时长），时间码</w:t>
+      </w:r>
+      <w:r>
+        <w:rPr>
+          <w:b/>
+        </w:rPr>
+        <w:t>非录音先后顺序</w:t>
+      </w:r>
+      <w:r>
+        <w:rPr>
+          <w:b w:val="0"/>
+        </w:rPr>
+        <w:t>；回源定位请以各自时间码为准。</w:t>
+      </w:r>
+    </w:p>
+    <w:p>
+      <w:r>
+        <w:rPr>
+          <w:b/>
+        </w:rPr>
+        <w:t>（一）三种菩提（正等正觉 / 辟支 / 声闻）</w:t>
       </w:r>
     </w:p>
     <w:p>
@@ -1125,7 +1161,7 @@
         <w:rPr>
           <w:b w:val="0"/>
         </w:rPr>
-        <w:t>[00:05:18.600] 啊，那么在经典里面说呢，这个菩提啊，或者说我们的觉悟啊啊……这这指的就是觉悟。那觉悟有三种，一种是三藐三不陀，我们叫三藐三菩提啊，那这个三藐三菩提就是正等正觉的意思……那皮支。菩提呢，就是辟支佛啊，那就帕加卡啊，帕加卡我们叫辟支佛啊。</w:t>
+        <w:t>[00:01:15.320] 啊，我们讲到有三种菩提，也就是有三种觉悟。正等正觉的觉悟，辟支佛的觉悟和声闻的觉悟啊。</w:t>
       </w:r>
     </w:p>
     <w:p>
@@ -1140,7 +1176,7 @@
         <w:rPr>
           <w:b w:val="0"/>
         </w:rPr>
-        <w:t>[00:06:03.740] 那第三种菩提呢？称为声闻菩提好……那么对于发心要成为啊正等正觉啊佛陀的哈这种觉悟的萨摩三普陀呢，那在被授记之后呢，我们就会把它称为叫做菩萨啊，或者称为未来佛啊。就真正的菩萨是要被一尊在世的佛陀活着的佛陀经过他的授记之后啊，才能够称为真正意义上的菩萨啊。</w:t>
+        <w:t>[00:05:18.600] 啊，那么在经典里面说呢，这个菩提啊，或者说我们的觉悟啊啊……这这指的就是觉悟。那觉悟有三种，一种是三藐三菩提，我们叫三藐三菩提啊，那这个三藐三菩提就是正等正觉的意思……那皮支。菩提呢，就是辟支佛啊，那就辟支佛啊，辟支佛我们叫辟支佛啊。</w:t>
       </w:r>
     </w:p>
     <w:p>
@@ -1155,7 +1191,7 @@
         <w:rPr>
           <w:b w:val="0"/>
         </w:rPr>
-        <w:t>[00:19:14.920] 所以，如此证得这种觉悟的圣者呢？在三界中没有众生可及，就称为一切知识的佛陀或者三马三不陀。那么那如果是。这个辟支佛呢，他是必须要修两个阿僧奇，加十万大劫，累积波罗蜜，他也能够无师自通啊，到达四圣谛哈，这个四种菩提智。但是呢，他没有。佛陀的一切资质，还有佛陀的实力智。</w:t>
+        <w:t>[00:06:03.740] 那第三种菩提呢？称为声闻菩提好……那么对于发心要成为啊正等正觉啊佛陀的哈这种觉悟的正等正觉呢，那在被授记之后呢，我们就会把它称为叫做菩萨啊，或者称为未来佛啊。就真正的菩萨是要被一尊在世的佛陀活着的佛陀经过他的授记之后啊，才能够称为真正意义上的菩萨啊。</w:t>
       </w:r>
     </w:p>
     <w:p>
@@ -1170,7 +1206,7 @@
         <w:rPr>
           <w:b w:val="0"/>
         </w:rPr>
-        <w:t>[00:19:50.265] 我们讲佛陀有实力啊，那么证得这样的菩提的圣者称为独觉佛啊。那未来的这个佛陀上首弟子啊，就是他的上首弟子，就像我们佛陀的两位上首弟子，舍利弗目犍连尊者，他们师也必须圆满一个阿僧奇加十万大劫啊。那。大弟子呢，必须有十万个大劫的累积波罗蜜，而普通的弟子呢，就不定啊，有些呢，是一百劫，有些是一千劫或者更少的劫的波罗蜜。以后呢，他会在一尊佛为导师的助缘下证得四圣谛啊，这，这个弟子，菩提。</w:t>
+        <w:t>[00:19:14.920] 所以，如此证得这种觉悟的圣者呢？在三界中没有众生可及，就称为一切知识的佛陀或者三马三不陀。那么那如果是。这个辟支佛呢，他是必须要修两个阿僧祇，加十万大劫，累积波罗蜜，他也能够无师自通啊，到达四圣谛哈，这个四种菩提智。但是呢，他没有。佛陀的一切资质，还有佛陀的实力智。</w:t>
       </w:r>
     </w:p>
     <w:p>
@@ -1183,23 +1219,9 @@
       </w:pPr>
       <w:r>
         <w:rPr>
-          <w:b/>
-        </w:rPr>
-        <w:t>【本周朗读段 · 结束】</w:t>
-      </w:r>
-      <w:r>
-        <w:rPr>
-          <w:b w:val="0"/>
-        </w:rPr>
-        <w:t>（以下为默读／选读／延伸内容，时间富余时再读）</w:t>
-      </w:r>
-    </w:p>
-    <w:p>
-      <w:r>
-        <w:rPr>
-          <w:b/>
-        </w:rPr>
-        <w:t>（二）三种菩萨（慧增上 / 精进增上 / 信增上）</w:t>
+          <w:b w:val="0"/>
+        </w:rPr>
+        <w:t>[00:19:50.265] 我们讲佛陀有实力啊，那么证得这样的菩提的圣者称为独觉佛啊。那未来的这个佛陀上首弟子啊，就是他的上首弟子，就像我们佛陀的两位上首弟子，舍利弗目犍连尊者，他们师也必须圆满一个阿僧祇加十万大劫啊。那。大弟子呢，必须有十万个大劫的累积波罗蜜，而普通的弟子呢，就不定啊，有些呢，是一百劫，有些是一千劫或者更少的劫的波罗蜜。以后呢，他会在一尊佛为导师的助缘下证得四圣谛啊，这，这个弟子，菩提。</w:t>
       </w:r>
     </w:p>
     <w:p>
@@ -1212,9 +1234,23 @@
       </w:pPr>
       <w:r>
         <w:rPr>
-          <w:b w:val="0"/>
-        </w:rPr>
-        <w:t>[00:07:11.020] 好，那我们昨天讲到的这个菩萨呢，又有三种，一种呢，是以慧真善的菩萨，一种是精进真善的菩萨，一种是性真上的菩萨。对应的呢，就是叫做敏之行的菩萨和广远之的菩萨啊，以及是所引导的菩萨。那么，简单来讲呢，就是慧增上的菩萨呢，他的这种以智慧为主导来累积他的波罗蜜……很典型的例子，就是我们的释迦牟尼佛啊。</w:t>
+          <w:b/>
+        </w:rPr>
+        <w:t>【本周朗读段 · 结束】</w:t>
+      </w:r>
+      <w:r>
+        <w:rPr>
+          <w:b w:val="0"/>
+        </w:rPr>
+        <w:t>（以下为默读／选读／延伸内容，时间富余时再读）</w:t>
+      </w:r>
+    </w:p>
+    <w:p>
+      <w:r>
+        <w:rPr>
+          <w:b/>
+        </w:rPr>
+        <w:t>（二）三种菩萨（慧增上 / 精进增上 / 信增上）</w:t>
       </w:r>
     </w:p>
     <w:p>
@@ -1229,7 +1265,7 @@
         <w:rPr>
           <w:b w:val="0"/>
         </w:rPr>
-        <w:t>[00:07:50.080] 或者我们现在可以听说的呢，比如说下一尊佛啊，弥勒佛，他是精进型菩萨，精进真善行的菩萨……而信行的菩萨呢，就是他着重是以信心为主来修炼他的波罗蜜啊。</w:t>
+        <w:t>[00:07:11.020] 好，那我们昨天讲到的这个菩萨呢，又有三种，一种呢，是以慧增上的菩萨，一种是精进增上的菩萨，一种是信增上的菩萨。对应的呢，就是叫做敏之行的菩萨和广远之的菩萨啊，以及是所引导的菩萨。那么，简单来讲呢，就是慧增上的菩萨呢，他的这种以智慧为主导来累积他的波罗蜜……很典型的例子，就是我们的释迦牟尼佛啊。</w:t>
       </w:r>
     </w:p>
     <w:p>
@@ -1244,15 +1280,7 @@
         <w:rPr>
           <w:b w:val="0"/>
         </w:rPr>
-        <w:t>[00:11:26.540] 那也就是说我们刚才讲三种菩萨，一种是以智慧为主导的，一种是以信为主导的，一种是以精进为主导的。</w:t>
-      </w:r>
-    </w:p>
-    <w:p>
-      <w:r>
-        <w:rPr>
-          <w:b/>
-        </w:rPr>
-        <w:t>（三）成佛时长（三类菩萨的修行时长差异）</w:t>
+        <w:t>[00:07:50.080] 或者我们现在可以听说的呢，比如说下一尊佛啊，弥勒佛，他是精进型菩萨，精进增上行的菩萨……而信行的菩萨呢，就是他着重是以信心为主来修炼他的波罗蜜啊。</w:t>
       </w:r>
     </w:p>
     <w:p>
@@ -1267,7 +1295,15 @@
         <w:rPr>
           <w:b w:val="0"/>
         </w:rPr>
-        <w:t>[00:03:29.260] 种信经啊，所以那么最初的这个巴利三藏的菩萨思想是佛种信经。啊，讲到了他在这个啊，从这个初发心哈到被燃灯佛授记啊，授记以后，又经过了四个阿僧奇劫加十万大劫，累积十种。波罗蜜，然后最后成就佛果的这样的一个次第哈。</w:t>
+        <w:t>[00:11:26.540] 那也就是说我们刚才讲三种菩萨，一种是以智慧为主导的，一种是以信为主导的，一种是以精进为主导的。</w:t>
+      </w:r>
+    </w:p>
+    <w:p>
+      <w:r>
+        <w:rPr>
+          <w:b/>
+        </w:rPr>
+        <w:t>（三）成佛时长（三类菩萨的修行时长差异）</w:t>
       </w:r>
     </w:p>
     <w:p>
@@ -1282,7 +1318,7 @@
         <w:rPr>
           <w:b w:val="0"/>
         </w:rPr>
-        <w:t>[00:04:28.860] 啊那根据这些啊佛陀的开示呢啊，可以解释出佛陀出世是非常的稀有难得啊……那就像。我们的菩萨在燃灯佛授记之后。到他成佛，经过了四个阿僧奇，就四个不可数劫，又加十万大劫，这么漫长的时间里面，只有二十八尊佛出世。</w:t>
+        <w:t>[00:03:29.260] 种信经啊，所以那么最初的这个巴利三藏的菩萨思想是佛种姓经。啊，讲到了他在这个啊，从这个初发心哈到被燃灯佛授记啊，授记以后，又经过了四个阿僧祇劫加十万大劫，累积十种。波罗蜜，然后最后成就佛果的这样的一个次第哈。</w:t>
       </w:r>
     </w:p>
     <w:p>
@@ -1297,7 +1333,22 @@
         <w:rPr>
           <w:b w:val="0"/>
         </w:rPr>
-        <w:t>[00:08:21.140] 啊，那么会真善的这个菩萨，他从受记之后到成佛呢，他的时间最短，就四个阿僧奇加十万大劫，就像我们的释迦牟尼佛。啊，那精进行菩萨呢，是时间最长，他被授记之后，要经过十六个阿僧祇劫加十万大劫，才能够成佛，就像我们的下一尊佛啊，弥勒佛。</w:t>
+        <w:t>[00:04:28.860] 啊那根据这些啊佛陀的开示呢啊，可以解释出佛陀出世是非常的稀有难得啊……那就像。我们的菩萨在燃灯佛授记之后。到他成佛，经过了四个阿僧祇，就四个不可数劫，又加十万大劫，这么漫长的时间里面，只有二十八尊佛出世。</w:t>
+      </w:r>
+    </w:p>
+    <w:p>
+      <w:pPr>
+        <w:ind w:left="170"/>
+        <w:pBdr>
+          <w:left w:val="single" w:sz="18" w:space="4" w:color="1E4620"/>
+        </w:pBdr>
+        <w:shd w:val="clear" w:fill="F2F5FA"/>
+      </w:pPr>
+      <w:r>
+        <w:rPr>
+          <w:b w:val="0"/>
+        </w:rPr>
+        <w:t>[00:08:21.140] 啊，那么慧增上的这个菩萨，他从受记之后到成佛呢，他的时间最短，就四个阿僧祇加十万大劫，就像我们的释迦牟尼佛。啊，那精进行菩萨呢，是时间最长，他被授记之后，要经过十六个阿僧祇劫加十万大劫，才能够成佛，就像我们的下一尊佛啊，弥勒佛。</w:t>
       </w:r>
     </w:p>
     <w:p>
@@ -3317,7 +3368,7 @@
         <w:rPr>
           <w:b w:val="0"/>
         </w:rPr>
-        <w:t>提示：请学员回到材料①的原句——"我们在巴里三战里面呢……这个像佛种圣经啊，种性经啊啊，所谓行藏啊，本圣经啊啊，佛陀史啊，本行啊啊，这些都是关于啊佛道思想的主要的经典"；再引材料④"南传佛教有关菩萨道思想的经典，主要收录于巴利语三藏圣典《经藏·小部》中的《本生》《佛陀史》《所行藏》及其义注"。引导方向：先把"地图"画出来——《本生》（547 个本生故事）、《佛陀史》（二十八位过去诸佛）、《所行藏》（三十五个本生故事）为主线，《佛种姓经》则是</w:t>
+        <w:t>提示：请学员回到材料①的原句——"我们在巴利三藏里面呢……这个像佛种姓经啊，种姓经啊啊，所谓行藏啊，本生经啊啊，佛陀史啊，本行啊啊，这些都是关于啊佛道思想的主要的经典"；再引材料④"南传佛教有关菩萨道思想的经典，主要收录于巴利语三藏圣典《经藏·小部》中的《本生》《佛陀史》《所行藏》及其义注"。引导方向：先把"地图"画出来——《本生》（547 个本生故事）、《佛陀史》（二十八位过去诸佛）、《所行藏》（三十五个本生故事）为主线，《佛种姓经》则是</w:t>
       </w:r>
       <w:r>
         <w:rPr>
@@ -3377,7 +3428,7 @@
         <w:rPr>
           <w:b w:val="0"/>
         </w:rPr>
-        <w:t>提示：引材料②"觉悟有三种，一种是三藐三不陀，我们叫三藐三菩提……那皮支。菩提呢，就是辟支佛……那第三种菩提呢？称为声闻菩提"；再引材料②"我们刚才讲三种菩萨，一种是以智慧为主导的，一种是以信为主导的，一种是以精进为主导的"。白话落地：</w:t>
+        <w:t>提示：引材料②"觉悟有三种，一种是三藐三菩提，我们叫三藐三菩提……那皮支。菩提呢，就是辟支佛……那第三种菩提呢？称为声闻菩提"；再引材料②"我们刚才讲三种菩萨，一种是以智慧为主导的，一种是以信为主导的，一种是以精进为主导的"。白话落地：</w:t>
       </w:r>
       <w:r>
         <w:rPr>
@@ -3456,7 +3507,7 @@
         <w:rPr>
           <w:b w:val="0"/>
         </w:rPr>
-        <w:t>提示：引材料②"[00:08:21.140]"段——"那么会真善的这个菩萨，他从受记之后到成佛呢，他的时间最短，就四个阿僧奇加十万大劫……那精进行菩萨呢，是时间最长，他被授记之后，要经过十六个阿僧祇劫加十万大劫"；再引"[00:08:58.450]"——"然而在他成佛之后啊，这个佛陀的功德都是一样的是没有区别的"。引导方向：</w:t>
+        <w:t>提示：引材料②"[00:08:21.140]"段——"那么慧增上的这个菩萨，他从受记之后到成佛呢，他的时间最短，就四个阿僧祇加十万大劫……那精进行菩萨呢，是时间最长，他被授记之后，要经过十六个阿僧祇劫加十万大劫"；再引"[00:08:58.450]"——"然而在他成佛之后啊，这个佛陀的功德都是一样的是没有区别的"。引导方向：</w:t>
       </w:r>
       <w:r>
         <w:rPr>
@@ -4227,7 +4278,7 @@
         <w:rPr>
           <w:b w:val="0"/>
         </w:rPr>
-        <w:t xml:space="preserve"> 那我们来看看十种巴拉蜜啊。第一个是布什八百米啊。还在O。那我们来看看。啊，就是。啊，波罗蜜的各项作用现起静音了哈。嗯。总的来讲呢。那所有的菠萝蜜呢？啊，它都拥有利益他人的特效啊，利益众生的特效，协助他人或者不犹豫的这个作用啊，就是波罗蜜呢，就拥有这个协助他人以及为了实践他人的利益不犹豫的这种作用。现写为希望他人幸福，或者愿意证得佛果。它的住处或者近因呢，是大悲心和方便善巧智，或者称为方法善巧智。那成就波罗蜜呢，</w:t>
+        <w:t xml:space="preserve"> 那我们来看看十种巴拉蜜啊。第一个是布什八百米啊。还在O。那我们来看看。啊，就是。啊，波罗蜜的各项作用现起近因了哈。嗯。总的来讲呢。那所有的菠萝蜜呢？啊，它都拥有利益他人的特相啊，利益众生的特相，协助他人或者不犹豫的这个作用啊，就是波罗蜜呢，就拥有这个协助他人以及为了实践他人的利益不犹豫的这种作用。现写为希望他人幸福，或者愿意证得佛果。它的住处或者近因呢，是大悲心和方便善巧智，或者称为方法善巧智。那成就波罗蜜呢，</w:t>
       </w:r>
     </w:p>
     <w:p>
@@ -4269,7 +4320,7 @@
         <w:rPr>
           <w:b w:val="0"/>
         </w:rPr>
-        <w:t xml:space="preserve"> 第二个是大悲心和方便三巧智啊，刚才讲到的啊，大悲心和方便三巧智呢，是波罗蜜的出处或者静音。</w:t>
+        <w:t xml:space="preserve"> 第二个是大悲心和方便三巧智啊，刚才讲到的啊，大悲心和方便三巧智呢，是波罗蜜的出处或者近因。</w:t>
       </w:r>
     </w:p>
     <w:p>
@@ -4437,7 +4488,7 @@
         <w:rPr>
           <w:b w:val="0"/>
         </w:rPr>
-        <w:t xml:space="preserve"> 那佛陀呢，在这个啊经典里面提到了六苦八苦三苦。对啊，那么在论战里面呢，佛陀是讲说啊，一切诸因缘法啊，就像八苦里面讲的，总而言之，五蕴是苦是苦，五取蕴是苦。那无曲运是苦呢其实。那我们自己来去体会。我们这个生命啊，我们这个色身五曲蕴就是色受想行识，我们这个色身呢。啊，他经历生老病死啊，我每天都要为这个生命去打理啊，那这个生命还如此的不圆满，我们想要达成这个生命应该如何的时候，他就不如何，这是一种不圆满啊。所以这个苦呢。</w:t>
+        <w:t xml:space="preserve"> 那佛陀呢，在这个啊经典里面提到了六苦八苦三苦。对啊，那么在论藏里面呢，佛陀是讲说啊，一切诸因缘法啊，就像八苦里面讲的，总而言之，五蕴是苦是苦，五取蕴是苦。那无曲运是苦呢其实。那我们自己来去体会。我们这个生命啊，我们这个色身五曲蕴就是色受想行识，我们这个色身呢。啊，他经历生老病死啊，我每天都要为这个生命去打理啊，那这个生命还如此的不圆满，我们想要达成这个生命应该如何的时候，他就不如何，这是一种不圆满啊。所以这个苦呢。</w:t>
       </w:r>
     </w:p>
     <w:p>
@@ -4458,7 +4509,7 @@
         <w:rPr>
           <w:b w:val="0"/>
         </w:rPr>
-        <w:t xml:space="preserve"> 这个苦呢。啊。在梵语或者巴黎里面叫杜卡啊，杜卡的主要意思是不圆满啊。所以如果问大家说你苦不苦啊，很多人可能觉得还行啊，但是如果问我们说圆满吗？我想大部分人就不会觉得自己的生命是圆满的啊，因为会有老病死啊啊，我们很多的烦恼也不能自控啊。</w:t>
+        <w:t xml:space="preserve"> 这个苦呢。啊。在梵语或者巴利里面叫杜卡啊，杜卡的主要意思是不圆满啊。所以如果问大家说你苦不苦啊，很多人可能觉得还行啊，但是如果问我们说圆满吗？我想大部分人就不会觉得自己的生命是圆满的啊，因为会有老病死啊啊，我们很多的烦恼也不能自控啊。</w:t>
       </w:r>
     </w:p>
     <w:p>
@@ -4605,7 +4656,7 @@
         <w:rPr>
           <w:b w:val="0"/>
         </w:rPr>
-        <w:t xml:space="preserve"> 第五，第四个是见师，啊，第五个是出家，啊，第六个是得成就，第七是真善行，第八个是有极强想要成佛的善欲。那人身呢？就只有得到人身者所发的至善愿才有效。如果是龙啊，金翅鸟啊这些所发的至善愿就无效。为什么呢？因为其他生与必定以人身证的佛果的佛陀是不相符的。什么意思呢？就是佛陀他最后一生成佛的时候，一定是人生。他不会是以其他的生来成佛。那如果我们足够有足够强的愿，或者愿意要成佛啊，那么可能。啊会在未来成佛呢，</w:t>
+        <w:t xml:space="preserve"> 第五，第四个是见师，啊，第五个是出家，啊，第六个是得成就，第七是增上行，第八个是有极强想要成佛的善欲。那人身呢？就只有得到人身者所发的至善愿才有效。如果是龙啊，金翅鸟啊这些所发的至善愿就无效。为什么呢？因为其他生与必定以人身证的佛果的佛陀是不相符的。什么意思呢？就是佛陀他最后一生成佛的时候，一定是人生。他不会是以其他的生来成佛。那如果我们足够有足够强的愿，或者愿意要成佛啊，那么可能。啊会在未来成佛呢，</w:t>
       </w:r>
     </w:p>
     <w:p>
@@ -4899,7 +4950,7 @@
         <w:rPr>
           <w:b w:val="0"/>
         </w:rPr>
-        <w:t xml:space="preserve"> 第七个是增上行啊阿迪卡纳。啊，真善行是是指完全的奉献啊。他只有具足了这个这个上面的素质，而且能够完全的奉献自己的生命给佛陀啊，这样的人所发的至善愿才会有效。啊，这是第七个，真上行，第八个呢，是极强的欲啊，强大哒。也就是说，想要成佛的极强的上欲啊，那拥有了前面这个这个七种啊素质的人呢啊，必须还要拥有极强的善欲，想要证得佛果。啊，只有如此，他所发的至善愿才有效啊，不然就无效。</w:t>
+        <w:t xml:space="preserve"> 第七个是增上行啊阿迪卡纳。啊，增上行是是指完全的奉献啊。他只有具足了这个这个上面的素质，而且能够完全的奉献自己的生命给佛陀啊，这样的人所发的至善愿才会有效。啊，这是第七个，真上行，第八个呢，是极强的欲啊，强大哒。也就是说，想要成佛的极强的上欲啊，那拥有了前面这个这个七种啊素质的人呢啊，必须还要拥有极强的善欲，想要证得佛果。啊，只有如此，他所发的至善愿才有效啊，不然就无效。</w:t>
       </w:r>
     </w:p>
     <w:p>
@@ -5067,7 +5118,7 @@
         <w:rPr>
           <w:b w:val="0"/>
         </w:rPr>
-        <w:t xml:space="preserve"> 那具备上述八个条件的人所发出的这个四善愿呢，是具备这八个条件而升起的心。所以它的特效呢，就是决意要证得正等正觉啊。它的作用是渴望愿我能够证得正等正觉，以及带给一切众生幸福快乐。现体是作为菩提资粮的基因啊。也就是这些愿，是我们在菩萨道修行的资粮的基因啊。他的住处或者近因是大悲心，或者具备了一切必备的条件。由于他的目标是不可思议的佛境以及整个宇宙无量众生的福利，所以应视他为最优越最殊胜的福业，具备了无量的潜能，是一切导向成就佛果之法的基因。</w:t>
+        <w:t xml:space="preserve"> 那具备上述八个条件的人所发出的这个四善愿呢，是具备这八个条件而升起的心。所以它的特相呢，就是决意要证得正等正觉啊。它的作用是渴望愿我能够证得正等正觉，以及带给一切众生幸福快乐。现体是作为菩提资粮的基因啊。也就是这些愿，是我们在菩萨道修行的资粮的基因啊。他的住处或者近因是大悲心，或者具备了一切必备的条件。由于他的目标是不可思议的佛境以及整个宇宙无量众生的福利，所以应视他为最优越最殊胜的福业，具备了无量的潜能，是一切导向成就佛果之法的基因。</w:t>
       </w:r>
     </w:p>
     <w:p>
@@ -5298,7 +5349,7 @@
         <w:rPr>
           <w:b w:val="0"/>
         </w:rPr>
-        <w:t xml:space="preserve"> 好，那么不管是哪一种人呢，他这个发愿成佛的人呢，啊，那么就是伟大的人，他具有为过去佛。做出真善行的这个特别的善业，作为亲离子，也就是说，像这样的人呢，他过去生一定遇见过不止一尊的佛陀。然后在这个墨佛陀的面前呢，他做过布施啊，供养啊，或者学习啊，或者持戒啊啊，或者是禅修啊等等。那以这样的一种亲离子源呢，导致他会发这样的心啊。</w:t>
+        <w:t xml:space="preserve"> 好，那么不管是哪一种人呢，他这个发愿成佛的人呢，啊，那么就是伟大的人，他具有为过去佛。做出增上行的这个特别的善业，作为亲离子，也就是说，像这样的人呢，他过去生一定遇见过不止一尊的佛陀。然后在这个墨佛陀的面前呢，他做过布施啊，供养啊，或者学习啊，或者持戒啊啊，或者是禅修啊等等。那以这样的一种亲离子源呢，导致他会发这样的心啊。</w:t>
       </w:r>
     </w:p>
     <w:p>
@@ -5382,7 +5433,7 @@
         <w:rPr>
           <w:b w:val="0"/>
         </w:rPr>
-        <w:t xml:space="preserve"> 啊，那这个前面讲到四元四因呢，对吧，四因呢，它四元呢是比较远的，就是过跟外在的相关，而这个四因呢，往往是内在的啊，就说你有。做过，对佛陀做过真善行这种亲离子。然后你内心自然拥有悲悯的美德。然后呢，这个人就是很精进啊，那么他很乐于这个行善啊，这个退恶啊，而且愿意跟善事善知识打交道。啊。那这个是静音呢啊，就是外在看到佛陀的这个伟大神通力啊，内在你要有悲天悯人的这个心呢啊，如果没有的话呢，我们也很难会去发这样一个愿。啊，那么菩萨跟普通的辟支佛或者弟子，</w:t>
+        <w:t xml:space="preserve"> 啊，那这个前面讲到四元四因呢，对吧，四因呢，它四元呢是比较远的，就是过跟外在的相关，而这个四因呢，往往是内在的啊，就说你有。做过，对佛陀做过增上行这种亲离子。然后你内心自然拥有悲悯的美德。然后呢，这个人就是很精进啊，那么他很乐于这个行善啊，这个退恶啊，而且愿意跟善事善知识打交道。啊。那这个是近因呢啊，就是外在看到佛陀的这个伟大神通力啊，内在你要有悲天悯人的这个心呢啊，如果没有的话呢，我们也很难会去发这样一个愿。啊，那么菩萨跟普通的辟支佛或者弟子，</w:t>
       </w:r>
     </w:p>
     <w:p>
@@ -9544,7 +9595,7 @@
         <w:rPr>
           <w:b w:val="0"/>
         </w:rPr>
-        <w:t>提示：请学员回到材料①原句——"总的来讲呢。那所有的菠萝蜜呢……它都拥有利益他人的特效……协助他人或者不犹豫的这个作用……现写为希望他人幸福，或者愿意证得佛果。它的住处或者近因呢，是大悲心和方便善巧智"；再引材料②"一切波罗密都拥有利益他人的特相、协助他人或不犹豫的作用、现起为希望他人幸福或愿证得佛果，及近因是大悲心与方法善巧智"。引导方向：巴拉密不是"十条戒律"，而是</w:t>
+        <w:t>提示：请学员回到材料①原句——"总的来讲呢。那所有的菠萝蜜呢……它都拥有利益他人的特相……协助他人或者不犹豫的这个作用……现写为希望他人幸福，或者愿意证得佛果。它的住处或者近因呢，是大悲心和方便善巧智"；再引材料②"一切波罗密都拥有利益他人的特相、协助他人或不犹豫的作用、现起为希望他人幸福或愿证得佛果，及近因是大悲心与方法善巧智"。引导方向：巴拉密不是"十条戒律"，而是</w:t>
       </w:r>
       <w:r>
         <w:rPr>
@@ -10061,7 +10112,7 @@
         <w:rPr>
           <w:b w:val="0"/>
         </w:rPr>
-        <w:t xml:space="preserve"> 用材料①"它都拥有利益他人的特效……它的住处或者近因呢，是大悲心和方便善巧智"与材料③"所有的巴拉密皆以大悲心与方法善巧智为基础"作引子。白话落地：十条路，</w:t>
+        <w:t xml:space="preserve"> 用材料①"它都拥有利益他人的特相……它的住处或者近因呢，是大悲心和方便善巧智"与材料③"所有的巴拉密皆以大悲心与方法善巧智为基础"作引子。白话落地：十条路，</w:t>
       </w:r>
       <w:r>
         <w:rPr>

--- a/交付成果/第三轮修订版/第三轮4周版/读书会17_菩萨道思想（一）_4周资料包（第三版修订）/Word版/第1周_菩萨道出处与十巴拉密总说_学员版.docx
+++ b/交付成果/第三轮修订版/第三轮4周版/读书会17_菩萨道思想（一）_4周资料包（第三版修订）/Word版/第1周_菩萨道出处与十巴拉密总说_学员版.docx
@@ -5349,7 +5349,7 @@
         <w:rPr>
           <w:b w:val="0"/>
         </w:rPr>
-        <w:t xml:space="preserve"> 好，那么不管是哪一种人呢，他这个发愿成佛的人呢，啊，那么就是伟大的人，他具有为过去佛。做出增上行的这个特别的善业，作为亲离子，也就是说，像这样的人呢，他过去生一定遇见过不止一尊的佛陀。然后在这个墨佛陀的面前呢，他做过布施啊，供养啊，或者学习啊，或者持戒啊啊，或者是禅修啊等等。那以这样的一种亲离子源呢，导致他会发这样的心啊。</w:t>
+        <w:t xml:space="preserve"> 好，那么不管是哪一种人呢，他这个发愿成佛的人呢，啊，那么就是伟大的人，他具有为过去佛。做出增上行的这个特别的善业，作为亲依止，也就是说，像这样的人呢，他过去生一定遇见过不止一尊的佛陀。然后在这个墨佛陀的面前呢，他做过布施啊，供养啊，或者学习啊，或者持戒啊啊，或者是禅修啊等等。那以这样的一种亲依止缘呢，导致他会发这样的心啊。</w:t>
       </w:r>
     </w:p>
     <w:p>
@@ -5412,7 +5412,7 @@
         <w:rPr>
           <w:b w:val="0"/>
         </w:rPr>
-        <w:t xml:space="preserve"> 那在以上四种音当中呢？啊，拥有青与子，是指他曾经当着过去佛的面前。地震哈，大家发愿成佛，大地震动，对在心中默念，以亲口发愿修菩萨道，他一直倾向于证悟正等正觉，以及为众生的福利而奉献。由于他具备这清与子，他在某些方面与那些未来将成为辟支佛或弟子的佛弟子的人呢，他有明显的差别。</w:t>
+        <w:t xml:space="preserve"> 那在以上四种音当中呢？啊，拥有亲依止，是指他曾经当着过去佛的面前。地震哈，大家发愿成佛，大地震动，对在心中默念，以亲口发愿修菩萨道，他一直倾向于证悟正等正觉，以及为众生的福利而奉献。由于他具备这亲依止，他在某些方面与那些未来将成为辟支佛或弟子的佛弟子的人呢，他有明显的差别。</w:t>
       </w:r>
     </w:p>
     <w:p>
@@ -5433,7 +5433,7 @@
         <w:rPr>
           <w:b w:val="0"/>
         </w:rPr>
-        <w:t xml:space="preserve"> 啊，那这个前面讲到四元四因呢，对吧，四因呢，它四元呢是比较远的，就是过跟外在的相关，而这个四因呢，往往是内在的啊，就说你有。做过，对佛陀做过增上行这种亲离子。然后你内心自然拥有悲悯的美德。然后呢，这个人就是很精进啊，那么他很乐于这个行善啊，这个退恶啊，而且愿意跟善事善知识打交道。啊。那这个是近因呢啊，就是外在看到佛陀的这个伟大神通力啊，内在你要有悲天悯人的这个心呢啊，如果没有的话呢，我们也很难会去发这样一个愿。啊，那么菩萨跟普通的辟支佛或者弟子，</w:t>
+        <w:t xml:space="preserve"> 啊，那这个前面讲到四元四因呢，对吧，四因呢，它四元呢是比较远的，就是过跟外在的相关，而这个四因呢，往往是内在的啊，就说你有。做过，对佛陀做过增上行这种亲依止。然后你内心自然拥有悲悯的美德。然后呢，这个人就是很精进啊，那么他很乐于这个行善啊，这个退恶啊，而且愿意跟善事善知识打交道。啊。那这个是近因呢啊，就是外在看到佛陀的这个伟大神通力啊，内在你要有悲天悯人的这个心呢啊，如果没有的话呢，我们也很难会去发这样一个愿。啊，那么菩萨跟普通的辟支佛或者弟子，</w:t>
       </w:r>
     </w:p>
     <w:p>
@@ -5496,7 +5496,7 @@
         <w:rPr>
           <w:b w:val="0"/>
         </w:rPr>
-        <w:t xml:space="preserve"> 那一个人呢，啊，如果要亲近啊，这个有这种亲近善知识以及自己具备这样的能力呢，那么他这个发愿成佛啊的这种力量就会比较强。啊。那。啊，那么势力呢？势力是什么呢？第一个是内力，第二个是外力，第三个是清淤子力，第四个是精进力。那内力是什么呢？就单凭自身之能力，以及对法至高的敬仰啊，也是我们前面讲的第四元啊。而极度的倾向于正等正觉啊，他自力更生，具有惭愧心啊，羞耻与造恶，然后再运用此内力菩萨发愿证悟佛果，修习诸波罗蜜，直至证最终证得正的正确。这个是它的内力。</w:t>
+        <w:t xml:space="preserve"> 那一个人呢，啊，如果要亲近啊，这个有这种亲近善知识以及自己具备这样的能力呢，那么他这个发愿成佛啊的这种力量就会比较强。啊。那。啊，那么势力呢？势力是什么呢？第一个是内力，第二个是外力，第三个是亲依止力，第四个是精进力。那内力是什么呢？就单凭自身之能力，以及对法至高的敬仰啊，也是我们前面讲的第四元啊。而极度的倾向于正等正觉啊，他自力更生，具有惭愧心啊，羞耻与造恶，然后再运用此内力菩萨发愿证悟佛果，修习诸波罗蜜，直至证最终证得正的正确。这个是它的内力。</w:t>
       </w:r>
     </w:p>
     <w:p>
@@ -5538,7 +5538,7 @@
         <w:rPr>
           <w:b w:val="0"/>
         </w:rPr>
-        <w:t xml:space="preserve"> 青衣子力呢，我们也就讲说这个强主导力，就凭借这个上书四音的第一项，其实他本身极度倾向于三毛藏不陀啊，它具有敏锐的根，具有正念的自然清净。</w:t>
+        <w:t xml:space="preserve"> 亲依止力呢，我们也就讲说这个强主导力，就凭借这个上书四音的第一项，其实他本身极度倾向于三毛藏不陀啊，它具有敏锐的根，具有正念的自然清净。</w:t>
       </w:r>
     </w:p>
     <w:p>
@@ -5685,7 +5685,7 @@
         <w:rPr>
           <w:b w:val="0"/>
         </w:rPr>
-        <w:t xml:space="preserve"> 三藐三菩提啊，看看自己有没有啊外力呢，啊，就是还是跟前面的想学习一样，亲离子原力呢，就是啊，看看我们内心有没有这种很强的。啊，很敏锐的根很强的正念，内心很强的这种要朝向证悟佛果的这样一种内驱力啊，然后是精进力啊，那就是可以检查的啊。啊，那么跟至善至善愿啊，这个相同啊，</w:t>
+        <w:t xml:space="preserve"> 三藐三菩提啊，看看自己有没有啊外力呢，啊，就是还是跟前面的想学习一样，亲依止力呢，就是啊，看看我们内心有没有这种很强的。啊，很敏锐的根很强的正念，内心很强的这种要朝向证悟佛果的这样一种内驱力啊，然后是精进力啊，那就是可以检查的啊。啊，那么跟至善至善愿啊，这个相同啊，</w:t>
       </w:r>
     </w:p>
     <w:p>

--- a/交付成果/第三轮修订版/第三轮4周版/读书会17_菩萨道思想（一）_4周资料包（第三版修订）/Word版/第1周_菩萨道出处与十巴拉密总说_学员版.docx
+++ b/交付成果/第三轮修订版/第三轮4周版/读书会17_菩萨道思想（一）_4周资料包（第三版修订）/Word版/第1周_菩萨道出处与十巴拉密总说_学员版.docx
@@ -791,7 +791,7 @@
         <w:rPr>
           <w:b w:val="0"/>
         </w:rPr>
-        <w:t xml:space="preserve"> 大概是这样，第一个呢，从身体的上下，身体的前后，从眼睛，从耳朵，从鼻子，从肩膀，从手，从侧面，从脚，从手指，脚趾和手指之间，脚趾之间，从身体的每一根毛发，从身体的每一个毛孔都喷射出，都喷射出火花和水花……那这个只有佛陀才能够示现的神通啊，其他任何的大威德的阿拉汉都没有能力按示现算成变。</w:t>
+        <w:t xml:space="preserve"> 大概是这样，第一个呢，从身体的上下，身体的前后，从眼睛，从耳朵，从鼻子，从肩膀，从手，从侧面，从脚，从手指，脚趾和手指之间，脚趾之间，从身体的每一根毛发，从身体的每一个毛孔都喷射出，都喷射出火花和水花……那这个只有佛陀才能够示现的神通啊，其他任何的大威德的阿拉汉都没有能力示现（水火）双神变。</w:t>
       </w:r>
     </w:p>
     <w:p>
@@ -812,7 +812,7 @@
         <w:rPr>
           <w:b w:val="0"/>
         </w:rPr>
-        <w:t xml:space="preserve"> 然后展示双神变以后呢，佛陀就变现出一条东西，延伸超过一万个轮回世界的辉煌宝饰经行道……那么在佛种姓经的这个注释里面讲到佛陀在空中啊，这个变出这个一万个轮回世界啊，这个一切宝自制的这个进行道呢啊，这个是为了开示让他们的族人呢啊，以及当时来听法的天神啊啊，都能够心开意解的经典。</w:t>
+        <w:t xml:space="preserve"> 然后展示双神变以后呢，佛陀就变现出一条东西，延伸超过一万个轮回世界的辉煌宝饰经行道……那么在佛种姓经的这个注释里面讲到佛陀在空中啊，这个变出这个一万个轮回世界啊，这个一切宝所制成的这个经行道呢啊，这个是为了开示让他们的族人呢啊，以及当时来听法的天神啊啊，都能够心开意解的经典。</w:t>
       </w:r>
     </w:p>
     <w:p>
@@ -917,7 +917,7 @@
         <w:rPr>
           <w:b w:val="0"/>
         </w:rPr>
-        <w:t xml:space="preserve"> 那佛种姓经呢，是收集在啊，第一次、第二次、第三次的盛典结局的经藏里面的小啊……那么这个就是讲就是在巴利三藏里面啊这个。这个佛陀的菩萨道思想，他最初开始的出处啊，后面佛陀又次第的讲了左行藏。啊，佛陀史本行还有本生经啊，这些都是很大量的经典啊。</w:t>
+        <w:t xml:space="preserve"> 那佛种姓经呢，是收集在啊，第一次、第二次、第三次结集的经藏里面的小部……那么这个就是讲就是在巴利三藏里面啊这个。这个佛陀的菩萨道思想，他最初开始的出处啊，后面佛陀又次第的讲了左行藏。啊，佛陀史本行还有本生经啊，这些都是很大量的经典啊。</w:t>
       </w:r>
     </w:p>
     <w:p>
@@ -980,7 +980,7 @@
         <w:rPr>
           <w:b w:val="0"/>
         </w:rPr>
-        <w:t xml:space="preserve"> 那么菩萨呢？他要在没有被受集之前呢，他要为一切资粮来修习，无间断的修习，长时修息，恭敬休息啊。那么一切资粮修习呢，是指全面完整的修学修习一系列的波罗蜜啊。比如说巴利三藏里讲十种波罗蜜。</w:t>
+        <w:t xml:space="preserve"> 那么菩萨呢？他要在没有被授记之前呢，他要为一切资粮来修习，无间断的修习，长时修息，恭敬休息啊。那么一切资粮修习呢，是指全面完整的修学修习一系列的波罗蜜啊。比如说巴利三藏里讲十种波罗蜜。</w:t>
       </w:r>
     </w:p>
     <w:p>
@@ -1176,7 +1176,7 @@
         <w:rPr>
           <w:b w:val="0"/>
         </w:rPr>
-        <w:t>[00:05:18.600] 啊，那么在经典里面说呢，这个菩提啊，或者说我们的觉悟啊啊……这这指的就是觉悟。那觉悟有三种，一种是三藐三菩提，我们叫三藐三菩提啊，那这个三藐三菩提就是正等正觉的意思……那皮支。菩提呢，就是辟支佛啊，那就辟支佛啊，辟支佛我们叫辟支佛啊。</w:t>
+        <w:t>[00:05:18.600] 啊，那么在经典里面说呢，这个菩提啊，或者说我们的觉悟啊啊……这这指的就是觉悟。那觉悟有三种，一种是三藐三菩提，我们叫三藐三菩提啊，那这个三藐三菩提就是正等正觉的意思……那辟支菩提呢，就是辟支佛啊，那就辟支佛啊，辟支佛我们叫辟支佛啊。</w:t>
       </w:r>
     </w:p>
     <w:p>
@@ -4278,7 +4278,7 @@
         <w:rPr>
           <w:b w:val="0"/>
         </w:rPr>
-        <w:t xml:space="preserve"> 那我们来看看十种巴拉蜜啊。第一个是布什八百米啊。还在O。那我们来看看。啊，就是。啊，波罗蜜的各项作用现起近因了哈。嗯。总的来讲呢。那所有的菠萝蜜呢？啊，它都拥有利益他人的特相啊，利益众生的特相，协助他人或者不犹豫的这个作用啊，就是波罗蜜呢，就拥有这个协助他人以及为了实践他人的利益不犹豫的这种作用。现写为希望他人幸福，或者愿意证得佛果。它的住处或者近因呢，是大悲心和方便善巧智，或者称为方法善巧智。那成就波罗蜜呢，</w:t>
+        <w:t xml:space="preserve"> 那我们来看看十种巴拉蜜啊。第一个是布施巴拉密啊。那我们来看看。啊，就是。啊，波罗蜜的各项作用现起近因了哈。嗯。总的来讲呢。那所有的菠萝蜜呢？啊，它都拥有利益他人的特相啊，利益众生的特相，协助他人或者不犹豫的这个作用啊，就是波罗蜜呢，就拥有这个协助他人以及为了实践他人的利益不犹豫的这种作用。现起为希望他人幸福，或者愿意证得佛果。它的住处或者近因呢，是大悲心和方便善巧智，或者称为方法善巧智。那成就波罗蜜呢，</w:t>
       </w:r>
     </w:p>
     <w:p>
@@ -4320,7 +4320,7 @@
         <w:rPr>
           <w:b w:val="0"/>
         </w:rPr>
-        <w:t xml:space="preserve"> 第二个是大悲心和方便三巧智啊，刚才讲到的啊，大悲心和方便三巧智呢，是波罗蜜的出处或者近因。</w:t>
+        <w:t xml:space="preserve"> 第二个是大悲心和方便善巧智啊，刚才讲到的啊，大悲心和方便三巧智呢，是波罗蜜的出处或者近因。</w:t>
       </w:r>
     </w:p>
     <w:p>
@@ -4341,7 +4341,7 @@
         <w:rPr>
           <w:b w:val="0"/>
         </w:rPr>
-        <w:t xml:space="preserve"> 第三个是四佛地，第四个是十六种内心的倾向，第五个是对布施的利益啊，和不布施的过患和审查制。其实这个是讲从布施开始一直到舍波罗蜜，十种波罗蜜的啊。这个利益和他的不不是不做的过患。有一种审查的智慧啊。</w:t>
+        <w:t xml:space="preserve"> 第三个是四佛地，第四个是十六种内心的倾向，第五个是对布施的利益啊，和不布施的过患的省察智。其实这个是讲从布施开始一直到舍波罗蜜，十种波罗蜜的啊。这个利益和他的不不是不做的过患。有一种审查的智慧啊。</w:t>
       </w:r>
     </w:p>
     <w:p>
@@ -4362,7 +4362,7 @@
         <w:rPr>
           <w:b w:val="0"/>
         </w:rPr>
-        <w:t xml:space="preserve"> 啊，第六个呢，是十五种形，啊第七个是五神通，以及获得他们的因。</w:t>
+        <w:t xml:space="preserve"> 啊，第六个呢，是十五种行，啊第七个是五神通，以及获得他们的因。</w:t>
       </w:r>
     </w:p>
     <w:p>
@@ -4383,7 +4383,7 @@
         <w:rPr>
           <w:b w:val="0"/>
         </w:rPr>
-        <w:t xml:space="preserve"> 那对于这个至上院呢？啊有两大在这个注解啊，一个简单的注解呢，就是抑欲成佛的三个目的是智善愿的很重要的一个基础。那第一个呢啊，我们就叫第一诺啊，第一诺他一样，它的意思是欲啊，意欲度脱轮回的大海啊。然后呢，第二就是这个包含它的意思都脱离轮回的大海呢，也包括脱离轮回的铁牢啊啊也从大海来讲，就是说轮回非常的广阔啊，无边啊，从铁牢的角度上来讲呢，如果我们没有破除无名啊啊这个轮回啊，就像坚固的铁牢，我们突不破啊。</w:t>
+        <w:t xml:space="preserve"> 那对于这个至上愿呢？啊有两大在这个注解啊，一个简单的注解呢，就是意欲成佛的三个目的，是至上愿的很重要的一个基础。那第一个呢啊，我们就叫第一诺啊，第一诺他一样，它的意思是欲啊，意欲度脱轮回的大海啊。然后呢，第二就是这个包含它的意思都脱离轮回的大海呢，也包括脱离轮回的铁牢啊啊也从大海来讲，就是说轮回非常的广阔啊，无边啊，从铁牢的角度上来讲呢，如果我们没有破除无名啊啊这个轮回啊，就像坚固的铁牢，我们突不破啊。</w:t>
       </w:r>
     </w:p>
     <w:p>
@@ -4425,7 +4425,7 @@
         <w:rPr>
           <w:b w:val="0"/>
         </w:rPr>
-        <w:t xml:space="preserve"> 第三个是意欲了之圣地啊，意欲了之圣地呢，就是要了知。</w:t>
+        <w:t xml:space="preserve"> 第三个是意欲了知圣谛啊，意欲了知圣谛呢，就是要了知。</w:t>
       </w:r>
     </w:p>
     <w:p>
@@ -4446,7 +4446,7 @@
         <w:rPr>
           <w:b w:val="0"/>
         </w:rPr>
-        <w:t xml:space="preserve"> 四圣谛。啊，那自己点同样的就是说。对于要脱离轮回的大海，它也包含想让众生脱离轮回大海。那寓意脱离轮回的铁牢啊，那么也在自己脱离轮回铁牢以后呢，也让众生能够脱离轮回的铁牢。</w:t>
+        <w:t xml:space="preserve"> 四圣谛。啊，那自己点同样的就是说。对于要脱离轮回的大海，它也包含想让众生脱离轮回大海。那意欲脱离轮回的铁牢啊，那么也在自己脱离轮回铁牢以后呢，也让众生能够脱离轮回的铁牢。</w:t>
       </w:r>
     </w:p>
     <w:p>
@@ -4488,7 +4488,7 @@
         <w:rPr>
           <w:b w:val="0"/>
         </w:rPr>
-        <w:t xml:space="preserve"> 那佛陀呢，在这个啊经典里面提到了六苦八苦三苦。对啊，那么在论藏里面呢，佛陀是讲说啊，一切诸因缘法啊，就像八苦里面讲的，总而言之，五蕴是苦是苦，五取蕴是苦。那无曲运是苦呢其实。那我们自己来去体会。我们这个生命啊，我们这个色身五曲蕴就是色受想行识，我们这个色身呢。啊，他经历生老病死啊，我每天都要为这个生命去打理啊，那这个生命还如此的不圆满，我们想要达成这个生命应该如何的时候，他就不如何，这是一种不圆满啊。所以这个苦呢。</w:t>
+        <w:t xml:space="preserve"> 那佛陀呢，在这个啊经典里面提到了六苦八苦三苦。对啊，那么在论藏里面呢，佛陀是讲说啊，一切诸因缘法啊，就像八苦里面讲的，总而言之，五蕴是苦是苦，五取蕴是苦。那五取蕴是苦呢其实。那我们自己来去体会。我们这个生命啊，我们这个色身五取蕴就是色受想行识，我们这个色身呢。啊，他经历生老病死啊，我每天都要为这个生命去打理啊，那这个生命还如此的不圆满，我们想要达成这个生命应该如何的时候，他就不如何，这是一种不圆满啊。所以这个苦呢。</w:t>
       </w:r>
     </w:p>
     <w:p>
@@ -4530,7 +4530,7 @@
         <w:rPr>
           <w:b w:val="0"/>
         </w:rPr>
-        <w:t xml:space="preserve"> 那为什么会有这样的一种不圆满的生命呢？是因为有业和烦恼。我们过去造作了很多的不善业，现在要成熟，我们的烦恼没有尽除，我们在面对那些可喜不可喜的果报的时候，我们不能够用正确的方式来对待，对，因此呢？就会导致未来这个生命依然不圆满，好，这是极地。那如果要灭除呢，就要突破生命的束缚啊。那所以从佛法的角度上来讲，我们的终极目标是突破生命的束缚。因为人生中最大的不自由就是生命的本身啊。那如何突破生命的束缚呢？</w:t>
+        <w:t xml:space="preserve"> 那为什么会有这样的一种不圆满的生命呢？是因为有业和烦恼。我们过去造作了很多的不善业，现在要成熟，我们的烦恼没有尽除，我们在面对那些可喜不可喜的果报的时候，我们不能够用正确的方式来对待，对，因此呢？就会导致未来这个生命依然不圆满，好，这是集谛。那如果要灭除呢，就要突破生命的束缚啊。那所以从佛法的角度上来讲，我们的终极目标是突破生命的束缚。因为人生中最大的不自由就是生命的本身啊。那如何突破生命的束缚呢？</w:t>
       </w:r>
     </w:p>
     <w:p>
@@ -4593,7 +4593,7 @@
         <w:rPr>
           <w:b w:val="0"/>
         </w:rPr>
-        <w:t xml:space="preserve"> 首先呢，这个至善院的条件呢，有两大类在这个记载里边，一个是杜仲八愿，一个是授记八法。度众八愿呢，是面对众生的啊，就是一个菩萨要成就啊，佛果他要发至善愿。那要发至善愿呢，他首先在度众的层面呢，它有八愿。第一个是能度者，我当度之。能解脱者，我当解脱之，能驯服者，我当驯服之，能平息者，我当平息之，能得舒适者，我当令其舒适。能证悟涅盘者，我当导致证悟涅盘。能亲近者，我当亲近之，能觉悟者，我当令其觉悟。</w:t>
+        <w:t xml:space="preserve"> 首先呢，这个至善院的条件呢，有两大类在这个记载里边，一个是度众八愿，一个是授记八法。度众八愿呢，是面对众生的啊，就是一个菩萨要成就啊，佛果他要发至善愿。那要发至善愿呢，他首先在度众的层面呢，它有八愿。第一个是能度者，我当度之。能解脱者，我当解脱之，能驯服者，我当驯服之，能平息者，我当平息之，能得舒适者，我当令其舒适。能证悟涅盘者，我当导致证悟涅盘。能清净者，我当清净之，能觉悟者，我当令其觉悟。</w:t>
       </w:r>
     </w:p>
     <w:p>
@@ -4698,7 +4698,7 @@
         <w:rPr>
           <w:b w:val="0"/>
         </w:rPr>
-        <w:t xml:space="preserve"> 第二个呢，他是男性啊，就是是已得人人身者啊，只有男人所发的至善愿才有效，而女性黄门和无姓人以及阴阳人所发的愿是无效的。为什么呢？因为佛陀必定是男性。啊。就像佛陀在经典里面讲说诸比丘，这是不可能的，是绝对不会发生的。也就是说，这个啊，黄门啊，无姓人啊，女性啊，能够啊，在单身成为正等正觉的佛陀，这是不可能的。</w:t>
+        <w:t xml:space="preserve"> 第二个呢，他是男性啊，就是是已得人人身者啊，只有男人所发的至善愿才有效，而女性、黄门、无性人以及阴阳人所发的愿是无效的。为什么呢？因为佛陀必定是男性。啊。就像佛陀在经典里面讲说诸比丘，这是不可能的，是绝对不会发生的。也就是说，这个啊，黄门啊，无姓人啊，女性啊，能够啊，在单身成为正等正觉的佛陀，这是不可能的。</w:t>
       </w:r>
     </w:p>
     <w:p>
@@ -4761,7 +4761,7 @@
         <w:rPr>
           <w:b w:val="0"/>
         </w:rPr>
-        <w:t xml:space="preserve"> 对对慧者菩萨，我们前面讲的有三种菩萨，一种慧者菩萨，一种信者菩萨，一种精进者菩萨。对于慧者菩萨呢，他可以在佛陀讲这个四句经，知道第三句啊，讲完的时候他就能够证阿罗汉。那么对于性行菩萨呢，就开始讲第四句的时候，证阿罗汉啊，那么。</w:t>
+        <w:t xml:space="preserve"> 对对慧者菩萨，我们前面讲的有三种菩萨，一种慧者菩萨，一种信者菩萨，一种精进者菩萨。对于慧者菩萨呢，他可以在佛陀讲这个四句偈，知道第三句啊，讲完的时候他就能够证阿罗汉。那么对于信行菩萨呢，就开始讲第四句的时候，证阿罗汉啊，那么。</w:t>
       </w:r>
     </w:p>
     <w:p>
@@ -4824,7 +4824,7 @@
         <w:rPr>
           <w:b w:val="0"/>
         </w:rPr>
-        <w:t xml:space="preserve"> 啊，在中部的著书里面提到啊，是说他在佛陀住下啊，出家啊，他亲近自己的戒，他学习佛陀的教法，他修习止禅直至正的八定，他修习观察直至行者志啊，这个是所需的助缘。</w:t>
+        <w:t xml:space="preserve"> 啊，在中部的著书里面提到啊，是说他在佛陀住下啊，出家啊，他亲近自己的戒，他学习佛陀的教法，他修习止禅直至证得八定，他修习观禅直至行舍智啊，这个是所需的助缘。</w:t>
       </w:r>
     </w:p>
     <w:p>
@@ -4845,7 +4845,7 @@
         <w:rPr>
           <w:b w:val="0"/>
         </w:rPr>
-        <w:t xml:space="preserve"> 啊。那。但是呢，因为。他想要成佛啊，要致力于成就无上正等正觉，所以他没有致力于证得初果二果三果四果啊。对他是行菩萨道者，所以他们需要在很多尊佛面前啊，坐下出家，然后很多生持戒，很多生修行佛陀的法，因为一切诸佛教的法都是一样的。然后很多生都证得四禅八定啊，很多生都修行观知到行者智啊，所以他在呃最后要被受气的时候，那一生他具足能够证阿罗汉的这个能力。</w:t>
+        <w:t xml:space="preserve"> 啊。那。但是呢，因为。他想要成佛啊，要致力于成就无上正等正觉，所以他没有致力于证得初果二果三果四果啊。对他是行菩萨道者，所以他们需要在很多尊佛面前啊，坐下出家，然后很多生持戒，很多生修行佛陀的法，因为一切诸佛教的法都是一样的。然后很多生都证得四禅八定啊，很多生都修行观禅到行舍智啊，所以他在呃最后要被授记的时候，那一生他具足能够证阿罗汉的这个能力。</w:t>
       </w:r>
     </w:p>
     <w:p>
@@ -4866,7 +4866,7 @@
         <w:rPr>
           <w:b w:val="0"/>
         </w:rPr>
-        <w:t xml:space="preserve"> 那第四个是见师啊，见师就是遇见佛陀，那这里是指遇到佛陀本人呢？也就是说，在一位活着的佛陀面前所发的至善愿才是有效的。那么，当世尊正般涅般涅盘之后，我们在佛塔前啊，菩提树下或者佛像前呢？或者在辟支佛前呢？或者在佛弟子面前发至善愿是无效的，为什么呢？因为这些对象缺少了确定该愿的能力啊。</w:t>
+        <w:t xml:space="preserve"> 那第四个是见师啊，见师就是遇见佛陀，那这里是指遇到佛陀本人呢？也就是说，在一位活着的佛陀面前所发的至善愿才是有效的。那么，当世尊般涅槃之后，我们在佛塔前啊，菩提树下或者佛像前呢？或者在辟支佛前呢？或者在佛弟子面前发至善愿是无效的，为什么呢？因为这些对象缺少了确定该愿的能力啊。</w:t>
       </w:r>
     </w:p>
     <w:p>
@@ -4887,7 +4887,7 @@
         <w:rPr>
           <w:b w:val="0"/>
         </w:rPr>
-        <w:t xml:space="preserve"> 第五个是出家，就只有出家成为佛教比丘，或者相信业因啊，以及业能生报的这个沙门。啊，在佛陀面前发的至善愿才有效，那么在家人所发的慈善愿无效，为什么呢？因为在家生与佛陀的出身并不相符。在最后一世的时候，伟大的菩萨必须在出家之后才能证悟佛果，而不会还是一个在家人的时候去证悟。所以在发那次善愿的时候，只有具足了所需素质的出家人所发的愿才会有效。而证悟佛果所需的特别树枝呢，只能存在于出家人，它不会存在于在家人。</w:t>
+        <w:t xml:space="preserve"> 第五个是出家，就只有出家成为佛教比丘，或者相信业因啊，以及业能生报的这个沙门。啊，在佛陀面前发的至善愿才有效，那么在家人所发的慈善愿无效，为什么呢？因为在家生与佛陀的出身并不相符。在最后一世的时候，伟大的菩萨必须在出家之后才能证悟佛果，而不会还是一个在家人的时候去证悟。所以在发那次善愿的时候，只有具足了所需素质的出家人所发的愿才会有效。而证悟佛果所需的特别素质呢，只能存在于出家人，它不会存在于在家人。</w:t>
       </w:r>
     </w:p>
     <w:p>
@@ -4908,7 +4908,7 @@
         <w:rPr>
           <w:b w:val="0"/>
         </w:rPr>
-        <w:t xml:space="preserve"> 第六是得成就。啊，就是他证得神通的这种啊，圣洁的品德啊，因为只有拥有。八定和五神通的出家人所发的智善缘才有效。八定是四色界禅的禅定啊，以及四无色界禅的禅定。五神通呢，就包含了神变通，就是如意通、天耳通、他心通、天眼通以及输注随念通，或者我们称为叫宿命通。那没有这些数字的人所发的慈善愿是无效的，为什么呢？因为伟大的菩萨必须具备所需要的助缘啊以及五神通，以便在发至善愿之后有能力独自啊。</w:t>
+        <w:t xml:space="preserve"> 第六是得成就。啊，就是他证得神通的这种啊，圣洁的品德啊，因为只有拥有。八定和五神通的出家人所发的智善缘才有效。八定是四色界禅的禅定啊，以及四无色界禅的禅定。五神通呢，就包含了神变通，就是如意通、天耳通、他心通、天眼通以及宿住随念通，或者我们称为叫宿命通。那没有这些素质的人所发的至上愿是无效的，为什么呢？因为伟大的菩萨必须具备所需要的助缘啊以及五神通，以便在发至善愿之后有能力独自啊。</w:t>
       </w:r>
     </w:p>
     <w:p>
@@ -4950,7 +4950,7 @@
         <w:rPr>
           <w:b w:val="0"/>
         </w:rPr>
-        <w:t xml:space="preserve"> 第七个是增上行啊阿迪卡纳。啊，增上行是是指完全的奉献啊。他只有具足了这个这个上面的素质，而且能够完全的奉献自己的生命给佛陀啊，这样的人所发的至善愿才会有效。啊，这是第七个，真上行，第八个呢，是极强的欲啊，强大哒。也就是说，想要成佛的极强的上欲啊，那拥有了前面这个这个七种啊素质的人呢啊，必须还要拥有极强的善欲，想要证得佛果。啊，只有如此，他所发的至善愿才有效啊，不然就无效。</w:t>
+        <w:t xml:space="preserve"> 第七个是增上行啊阿迪卡纳。啊，增上行是是指完全的奉献啊。他只有具足了这个这个上面的素质，而且能够完全的奉献自己的生命给佛陀啊，这样的人所发的至善愿才会有效。啊，这是第七个，增上行，第八个呢，是极强的欲啊，强大哒。也就是说，想要成佛的极强的上欲啊，那拥有了前面这个这个七种啊素质的人呢啊，必须还要拥有极强的善欲，想要证得佛果。啊，只有如此，他所发的至善愿才有效啊，不然就无效。</w:t>
       </w:r>
     </w:p>
     <w:p>
@@ -5118,7 +5118,7 @@
         <w:rPr>
           <w:b w:val="0"/>
         </w:rPr>
-        <w:t xml:space="preserve"> 那具备上述八个条件的人所发出的这个四善愿呢，是具备这八个条件而升起的心。所以它的特相呢，就是决意要证得正等正觉啊。它的作用是渴望愿我能够证得正等正觉，以及带给一切众生幸福快乐。现体是作为菩提资粮的基因啊。也就是这些愿，是我们在菩萨道修行的资粮的基因啊。他的住处或者近因是大悲心，或者具备了一切必备的条件。由于他的目标是不可思议的佛境以及整个宇宙无量众生的福利，所以应视他为最优越最殊胜的福业，具备了无量的潜能，是一切导向成就佛果之法的基因。</w:t>
+        <w:t xml:space="preserve"> 那具备上述八个条件的人所发出的这个四善愿呢，是具备这八个条件而升起的心。所以它的特相呢，就是决意要证得正等正觉啊。它的作用是渴望愿我能够证得正等正觉，以及带给一切众生幸福快乐。现起是作为菩提资粮的根基啊。也就是这些愿，是我们在菩萨道修行的资粮的基因啊。他的住处或者近因是大悲心，或者具备了一切必备的条件。由于他的目标是不可思议的佛境以及整个宇宙无量众生的福利，所以应视他为最优越最殊胜的福业，具备了无量的潜能，是一切导向成就佛果之法的基因。</w:t>
       </w:r>
     </w:p>
     <w:p>
@@ -5160,7 +5160,7 @@
         <w:rPr>
           <w:b w:val="0"/>
         </w:rPr>
-        <w:t xml:space="preserve"> 诸波罗蜜的波罗蜜思则智。啊，而此质，这是他未来证得一切资质的。前提条件，或者说是先兆。那么他实践这个行道顺势的圆满波罗蜜，就有如像我们释迦牟尼佛被授记时候的那个上慧菩萨啊，须弥陀智者。在发了四三药之后所做的一样啊。好，到此呢，我们应当了解菩萨如何才能够具足三个上述的八个条件。那么再发至善愿去获得授记呢？</w:t>
+        <w:t xml:space="preserve"> 诸波罗密的波罗密思择智。啊，而此智，这是他未来证得一切知智的根基和先兆，或者说是先兆。那么他实践这个行道顺势的圆满波罗蜜，就有如像我们释迦牟尼佛被授记时候的那个善慧菩萨啊，须弥陀智者。在发了四三药之后所做的一样啊。好，到此呢，我们应当了解菩萨如何才能够具足三个上述的八个条件。那么再发至善愿去获得授记呢？</w:t>
       </w:r>
     </w:p>
     <w:p>
@@ -5202,7 +5202,7 @@
         <w:rPr>
           <w:b w:val="0"/>
         </w:rPr>
-        <w:t xml:space="preserve"> 所以因此呢，我们除了这个至善愿以外呢，我们会讲到啊，这个至善愿成就至善愿的四缘四因四例啊，这个四缘四因四例呢，就是三系的佛教都是一样的角度来讲的。那所谓的四缘呢，就是我们方志善愿的四缘，就是远的因素。</w:t>
+        <w:t xml:space="preserve"> 所以因此呢，我们除了这个至善愿以外呢，我们会讲到啊，这个至善愿成就至善愿的四缘四因四力啊，这个四缘四因四力呢，就是三系的佛教都是一样的角度来讲的。那所谓的四缘呢，就是我们发至上愿的四缘，就是远的因素。</w:t>
       </w:r>
     </w:p>
     <w:p>
@@ -5307,7 +5307,7 @@
         <w:rPr>
           <w:b w:val="0"/>
         </w:rPr>
-        <w:t xml:space="preserve"> 第四个呢，是虽然没有亲见或者耳闻佛陀的神威神力，也没有学到有关佛陀威神力的经典，但它本身已经具备非常圣洁的倾向。所以他想，我将护持佛法的佛陀的传承血统传统与正法。由于对法至高的敬仰，他的心也倾向于证悟正正正觉。</w:t>
+        <w:t xml:space="preserve"> 第四个呢，是虽然没有亲见或者耳闻佛陀的神威神力，也没有学到有关佛陀威神力的经典，但它本身已经具备非常圣洁的倾向。所以他想，我将护持佛法的佛陀的传承血统传统与正法。由于对法至高的敬仰，他的心也倾向于证悟正等正觉。</w:t>
       </w:r>
     </w:p>
     <w:p>
@@ -5538,7 +5538,7 @@
         <w:rPr>
           <w:b w:val="0"/>
         </w:rPr>
-        <w:t xml:space="preserve"> 亲依止力呢，我们也就讲说这个强主导力，就凭借这个上书四音的第一项，其实他本身极度倾向于三毛藏不陀啊，它具有敏锐的根，具有正念的自然清净。</w:t>
+        <w:t xml:space="preserve"> 亲依止力呢，我们也就讲说这个强主导力，就凭借这个上书四音的第一项，其实他本身极度倾向于三藐三菩提啊，它具有敏锐的根，具有正念的自然清净。</w:t>
       </w:r>
     </w:p>
     <w:p>
@@ -5580,7 +5580,7 @@
         <w:rPr>
           <w:b w:val="0"/>
         </w:rPr>
-        <w:t xml:space="preserve"> 三藐三菩提。啊，这是氢离子原理啊，就是。</w:t>
+        <w:t xml:space="preserve"> 三藐三菩提。啊，这是亲依止力啊，就是。</w:t>
       </w:r>
     </w:p>
     <w:p>
@@ -5601,7 +5601,7 @@
         <w:rPr>
           <w:b w:val="0"/>
         </w:rPr>
-        <w:t xml:space="preserve"> 所谓的亲子原理啊，我们叫乌班尼赛亚。巴拉乌巴尼赛亚，巴拉这个乌巴尼赛亚呢，就是叫做强主导，就是你内心啊有一股这样的。啊，这个极度倾向于要成就正等正觉的这样的一种内驱力，内在的这样一种力量，所以呢，不管你碰到任何情况，那个心总是会升起来。那这个就是成为强主导力或者叫轻抑制力。</w:t>
+        <w:t xml:space="preserve"> 所谓的亲依止力啊，我们叫乌巴尼赛亚。巴拉乌巴尼赛亚，巴拉这个乌巴尼赛亚呢，就是叫做强主导，就是你内心啊有一股这样的。啊，这个极度倾向于要成就正等正觉的这样的一种内驱力，内在的这样一种力量，所以呢，不管你碰到任何情况，那个心总是会升起来。那这个就是成为强主导力或者叫亲依止力。</w:t>
       </w:r>
     </w:p>
     <w:p>
@@ -5727,7 +5727,7 @@
         <w:rPr>
           <w:b w:val="0"/>
         </w:rPr>
-        <w:t xml:space="preserve"> 十六种类金树脂呢？就。内心的气质呢，就是我们说倾向啊，或者性格啊啊，它是影响我们的个性的形成啊，那么影响个性的形成呢啊，对于一个凡夫来讲呢，它不是善就是不善，它没有中间的形态啊那。那么，要成为菩萨的十六种内心素质呢，他是强烈的倾向于出离独处、无贪无嗔无痴啊。然后呢，有强烈的解脱的这个倾向。啊，那佛陀也要有，菩萨也要有强烈的解脱的倾向，不仅仅是这个阿罗汉有解脱倾向。</w:t>
+        <w:t xml:space="preserve"> 十六种内心素质呢？就。内心的气质呢，就是我们说倾向啊，或者性格啊啊，它是影响我们的个性的形成啊，那么影响个性的形成呢啊，对于一个凡夫来讲呢，它不是善就是不善，它没有中间的形态啊那。那么，要成为菩萨的十六种内心素质呢，他是强烈的倾向于出离独处、无贪无嗔无痴啊。然后呢，有强烈的解脱的这个倾向。啊，那佛陀也要有，菩萨也要有强烈的解脱的倾向，不仅仅是这个阿罗汉有解脱倾向。</w:t>
       </w:r>
     </w:p>
     <w:p>
@@ -5748,7 +5748,7 @@
         <w:rPr>
           <w:b w:val="0"/>
         </w:rPr>
-        <w:t xml:space="preserve"> 由于强烈的处理倾向呢，菩萨看透了娱乐以及在家生活的危险啊。娱乐和在家生活我们能不能看到危险？由于强烈的这种独处的倾向，他看透了社体群交生活的危险啊。那就像我们这个菩萨，他在很多生啊啊，只要有机会啊，他都会这个，要么自己一个人，要么带上说服他的家人啊，就去喜马拉雅山去修行啊啊，独处修行啊。那么，他就是看到群体社交的生活的危险啊。</w:t>
+        <w:t xml:space="preserve"> 由于强烈的出离倾向呢，菩萨看透了娱乐以及在家生活的危险啊。娱乐和在家生活我们能不能看到危险？由于强烈的这种独处的倾向，他看透了社体群交生活的危险啊。那就像我们这个菩萨，他在很多生啊啊，只要有机会啊，他都会这个，要么自己一个人，要么带上说服他的家人啊，就去喜马拉雅山去修行啊啊，独处修行啊。那么，他就是看到群体社交的生活的危险啊。</w:t>
       </w:r>
     </w:p>
     <w:p>
@@ -5769,7 +5769,7 @@
         <w:rPr>
           <w:b w:val="0"/>
         </w:rPr>
-        <w:t xml:space="preserve"> 我们现在这个禅修营，很多同学一坐下来说啊，最大的问题就是网恋纷飞啊。那为什么万念纷飞呢？因为每天有很多社体社交生活要工作，要跟人打交道，那心一直都停不下来啊。那由于强烈的无贪无嗔无痴的倾向啊，他看透了贪嗔痴的危险。由于强烈的解脱倾向，他看到了各生命界的危险啊，生命界也是有危险啊。大家能不能看到？如果我们不能看到，我们就很难想要解脱。如果不能看到贪嗔痴的这个危险呢，也没有强烈的无贪无嗔的倾向呢，他不可能修得什么波罗蜜啊。因此呢，无贪等这个六种倾向是波罗蜜的根本条件。</w:t>
+        <w:t xml:space="preserve"> 我们现在这个禅修营，很多同学一坐下来说啊，最大的问题就是妄念纷飞啊。那为什么妄念纷飞呢？因为每天有很多社体社交生活要工作，要跟人打交道，那心一直都停不下来啊。那由于强烈的无贪无嗔无痴的倾向啊，他看透了贪嗔痴的危险。由于强烈的解脱倾向，他看到了各生命界的危险啊，生命界也是有危险啊。大家能不能看到？如果我们不能看到，我们就很难想要解脱。如果不能看到贪嗔痴的这个危险呢，也没有强烈的无贪无嗔的倾向呢，他不可能修得什么波罗蜜啊。因此呢，无贪等这个六种倾向是波罗蜜的根本条件。</w:t>
       </w:r>
     </w:p>
     <w:p>
@@ -5832,7 +5832,7 @@
         <w:rPr>
           <w:b w:val="0"/>
         </w:rPr>
-        <w:t xml:space="preserve"> 与舍对立的，是趋同世事的兴衰变迁。</w:t>
+        <w:t xml:space="preserve"> 与舍对立的是屈从世事的兴衰变迁。</w:t>
       </w:r>
     </w:p>
     <w:p>
@@ -5895,7 +5895,7 @@
         <w:rPr>
           <w:b w:val="0"/>
         </w:rPr>
-        <w:t xml:space="preserve"> 啊，对于好的东西呢，我们就啊，大家都是应该这样去做啊，那你就跟着去了啊。呃，这个就是要寻找在世间就是要赚钱呐。啊，就是渴望一份美好的爱情啊。啊，那那这个就是世俗嘛，对吧？啊，要有天伦之乐啊啊，这就是世俗啊，这是习惯啊。那这是习惯你就认同，然后你去追随，你就没有终诚啊然后看到这个，这个世间有很多恶行啊啊你也跟着捶胸倒足啊啊，那你有完全其实你完全没有办法，但是你就在那焦虑，那你有掉进去，你不会终视。啊，所以这是叫做啊，世事的兴衰变迁啊，就驱虫。</w:t>
+        <w:t xml:space="preserve"> 啊，对于好的东西呢，我们就啊，大家都是应该这样去做啊，那你就跟着去了啊。呃，这个就是要寻找在世间就是要赚钱呐。啊，就是渴望一份美好的爱情啊。啊，那那这个就是世俗嘛，对吧？啊，要有天伦之乐啊啊，这就是世俗啊，这是习惯啊。那这是习惯你就认同，然后你去追随，你就没有中舍啊然后看到这个，这个世间有很多恶行啊啊你也跟着捶胸倒足啊啊，那你有完全其实你完全没有办法，但是你就在那焦虑，那你有掉进去，你不会中舍。啊，所以这是叫做啊，世事的兴衰变迁啊，就驱虫。</w:t>
       </w:r>
     </w:p>
     <w:p>
@@ -5916,7 +5916,7 @@
         <w:rPr>
           <w:b w:val="0"/>
         </w:rPr>
-        <w:t xml:space="preserve"> 那这样呢，对于布施持戒这十波罗蜜的倾向呢，它也是成就波罗蜜的根本条件，也就是说，修习十波罗蜜，也就是成就十波罗蜜的基础和条件。那考虑到这些波罗蜜的根本条件呢啊，我们要明白啊，这些发愿修菩萨道的人呢，必须每天都培育的树枝，以便累积足够的菠萝蜜，以便早一天呢，成为被授记的菩萨。啊。那他们是极深的欲。啊，第二个是每天要注意法中，第三个是如理作意，第四个是断除贪嗔痴，第五是倾向于涅槃。</w:t>
+        <w:t xml:space="preserve"> 那这样呢，对于布施持戒这十波罗蜜的倾向呢，它也是成就波罗蜜的根本条件，也就是说，修习十波罗蜜，也就是成就十波罗蜜的基础和条件。那考虑到这些波罗蜜的根本条件呢啊，我们要明白啊，这些发愿修菩萨道的人呢，必须每天都培育的素质，以便累积足够的菠萝蜜，以便早一天呢，成为被授记的菩萨。啊。那他们是极深的欲。啊，第二个是每天要注意法中，第三个是如理作意，第四个是断除贪嗔痴，第五是倾向于涅槃。</w:t>
       </w:r>
     </w:p>
     <w:p>
@@ -5937,7 +5937,7 @@
         <w:rPr>
           <w:b w:val="0"/>
         </w:rPr>
-        <w:t xml:space="preserve"> 那我们看到前面这个。处理啊，独处啊，无贪无嗔无痴，解脱倾向啊。它是一个基础啊，那布施持戒处理精进忍辱啊，它是一些在面对这个在善行过程中的那些行为以及我们的能力啊。嗯。好。那。我们从前面讲到的，我们知道。就是说。嗯。成佛不容易，即使呢。想成为菩萨，其实也是很困难。啊，真正的菩萨啊，被授记的菩萨，那么在被授记之后，还要过四个阿僧提结加十万大劫啊，通过四成就的方式圆满波罗蜜才能够成佛，它这个难度呢，是。[generated, not original text]</w:t>
+        <w:t xml:space="preserve"> 那我们看到前面这个。处理啊，独处啊，无贪无嗔无痴，解脱倾向啊。它是一个基础啊，那布施持戒处理精进忍辱啊，它是一些在面对这个在善行过程中的那些行为以及我们的能力啊。嗯。好。那。我们从前面讲到的，我们知道。就是说。嗯。成佛不容易，即使呢。想成为菩萨，其实也是很困难。啊，真正的菩萨啊，被授记的菩萨，那么在被授记之后，还要过四个阿僧祇劫加十万大劫啊，通过四成就的方式圆满波罗蜜才能够成佛，它这个难度呢，是。[generated, not original text]</w:t>
       </w:r>
     </w:p>
     <w:p>
